--- a/docs/qa-comparison/weekly-wip-page-qa-round2.docx
+++ b/docs/qa-comparison/weekly-wip-page-qa-round2.docx
@@ -107,7 +107,7 @@
           <w:color w:val="0077C8"/>
           <w:sz w:val="30"/>
         </w:rPr>
-        <w:t>Round 1 items: status update</w:t>
+        <w:t>Still open</w:t>
       </w:r>
     </w:p>
     <w:p>
@@ -127,151 +127,8 @@
           <w:color w:val="1A1A1A"/>
           <w:sz w:val="21"/>
         </w:rPr>
-        <w:t>Each Round 1 item walked through with what shipped vs what's still missing. Items marked OPEN or PARTIAL roll up into the build checklist at the end.</w:t>
+        <w:t>What the dev still needs to ship. Items tagged [NEW] surfaced during round 2 and weren't on the round 1 list.</w:t>
       </w:r>
-    </w:p>
-    <w:tbl>
-      <w:tblPr>
-        <w:tblW w:type="auto" w:w="0"/>
-        <w:tblLayout w:type="fixed"/>
-        <w:tblLook w:firstColumn="1" w:firstRow="1" w:lastColumn="0" w:lastRow="0" w:noHBand="0" w:noVBand="1" w:val="04A0"/>
-      </w:tblPr>
-      <w:tblGrid>
-        <w:gridCol w:w="792"/>
-        <w:gridCol w:w="1224"/>
-        <w:gridCol w:w="8064"/>
-      </w:tblGrid>
-      <w:tr>
-        <w:trPr>
-          <w:trHeight w:val="312"/>
-        </w:trPr>
-        <w:tc>
-          <w:tcPr>
-            <w:tcW w:type="dxa" w:w="792"/>
-            <w:tcBorders>
-              <w:top w:val="nil"/>
-              <w:left w:val="nil"/>
-              <w:bottom w:val="nil"/>
-              <w:right w:val="nil"/>
-            </w:tcBorders>
-            <w:shd w:val="clear" w:color="auto" w:fill="D69D2A"/>
-            <w:vAlign w:val="center"/>
-          </w:tcPr>
-          <w:p>
-            <w:pPr>
-              <w:spacing w:after="0"/>
-              <w:jc w:val="center"/>
-            </w:pPr>
-            <w:r>
-              <w:rPr>
-                <w:b/>
-                <w:color w:val="FFFFFF"/>
-                <w:sz w:val="16"/>
-              </w:rPr>
-              <w:t>MED</w:t>
-            </w:r>
-          </w:p>
-        </w:tc>
-        <w:tc>
-          <w:tcPr>
-            <w:tcW w:type="dxa" w:w="1224"/>
-            <w:tcBorders>
-              <w:top w:val="nil"/>
-              <w:left w:val="nil"/>
-              <w:bottom w:val="nil"/>
-              <w:right w:val="nil"/>
-            </w:tcBorders>
-            <w:shd w:val="clear" w:color="auto" w:fill="4A8F4A"/>
-            <w:vAlign w:val="center"/>
-          </w:tcPr>
-          <w:p>
-            <w:pPr>
-              <w:spacing w:after="0"/>
-              <w:jc w:val="center"/>
-            </w:pPr>
-            <w:r>
-              <w:rPr>
-                <w:b/>
-                <w:color w:val="FFFFFF"/>
-                <w:sz w:val="16"/>
-              </w:rPr>
-              <w:t>DONE</w:t>
-            </w:r>
-          </w:p>
-        </w:tc>
-        <w:tc>
-          <w:tcPr>
-            <w:tcW w:type="dxa" w:w="8064"/>
-            <w:tcBorders>
-              <w:top w:val="nil"/>
-              <w:left w:val="nil"/>
-              <w:bottom w:val="nil"/>
-              <w:right w:val="nil"/>
-            </w:tcBorders>
-            <w:vAlign w:val="center"/>
-          </w:tcPr>
-          <w:p>
-            <w:pPr>
-              <w:spacing w:after="0"/>
-            </w:pPr>
-            <w:r>
-              <w:rPr>
-                <w:b/>
-                <w:color w:val="1A1A1A"/>
-                <w:sz w:val="22"/>
-              </w:rPr>
-              <w:t>#1. NEXT MEETING block shows day name + date, not just day name</w:t>
-            </w:r>
-          </w:p>
-        </w:tc>
-      </w:tr>
-    </w:tbl>
-    <w:p>
-      <w:pPr>
-        <w:spacing w:after="60"/>
-        <w:ind w:left="230"/>
-      </w:pPr>
-      <w:r>
-        <w:rPr>
-          <w:b/>
-          <w:color w:val="1A1A1A"/>
-          <w:sz w:val="20"/>
-        </w:rPr>
-        <w:t xml:space="preserve">Round 1: </w:t>
-      </w:r>
-      <w:r>
-        <w:rPr>
-          <w:color w:val="1A1A1A"/>
-          <w:sz w:val="20"/>
-        </w:rPr>
-        <w:t>Portal showed "Monday · 10:00 AM" with no date.</w:t>
-      </w:r>
-    </w:p>
-    <w:p>
-      <w:pPr>
-        <w:spacing w:after="60"/>
-        <w:ind w:left="230"/>
-      </w:pPr>
-      <w:r>
-        <w:rPr>
-          <w:b/>
-          <w:color w:val="1A1A1A"/>
-          <w:sz w:val="20"/>
-        </w:rPr>
-        <w:t xml:space="preserve">Round 2: </w:t>
-      </w:r>
-      <w:r>
-        <w:rPr>
-          <w:color w:val="1A1A1A"/>
-          <w:sz w:val="20"/>
-        </w:rPr>
-        <w:t>Portal now reads "Monday, 11 May · 10:00 AM" with the date in the line. Date format differs slightly from ours (portal uses day-first "11 May", ours uses month-first "May 11") but both are valid; the gap of "no date at all" is closed. Done.</w:t>
-      </w:r>
-    </w:p>
-    <w:p>
-      <w:pPr>
-        <w:spacing w:after="40"/>
-      </w:pPr>
     </w:p>
     <w:tbl>
       <w:tblPr>
@@ -436,6 +293,215 @@
       <w:pPr>
         <w:spacing w:after="40"/>
       </w:pPr>
+    </w:p>
+    <w:p>
+      <w:pPr>
+        <w:spacing w:before="280" w:after="80"/>
+      </w:pPr>
+      <w:r>
+        <w:rPr>
+          <w:b/>
+          <w:color w:val="0077C8"/>
+          <w:sz w:val="30"/>
+        </w:rPr>
+        <w:t>Done</w:t>
+      </w:r>
+    </w:p>
+    <w:p>
+      <w:pPr>
+        <w:spacing w:after="120"/>
+        <w:pBdr>
+          <w:bottom w:val="single" w:sz="8" w:space="1" w:color="0077C8"/>
+        </w:pBdr>
+      </w:pPr>
+    </w:p>
+    <w:p>
+      <w:pPr>
+        <w:spacing w:after="120"/>
+      </w:pPr>
+      <w:r>
+        <w:rPr>
+          <w:color w:val="1A1A1A"/>
+          <w:sz w:val="21"/>
+        </w:rPr>
+        <w:t>Round 1 items the dev shipped between rounds. Listed for the record so we agree on what closed.</w:t>
+      </w:r>
+    </w:p>
+    <w:tbl>
+      <w:tblPr>
+        <w:tblW w:type="auto" w:w="0"/>
+        <w:tblLayout w:type="fixed"/>
+        <w:tblLook w:firstColumn="1" w:firstRow="1" w:lastColumn="0" w:lastRow="0" w:noHBand="0" w:noVBand="1" w:val="04A0"/>
+      </w:tblPr>
+      <w:tblGrid>
+        <w:gridCol w:w="792"/>
+        <w:gridCol w:w="1224"/>
+        <w:gridCol w:w="8064"/>
+      </w:tblGrid>
+      <w:tr>
+        <w:trPr>
+          <w:trHeight w:val="312"/>
+        </w:trPr>
+        <w:tc>
+          <w:tcPr>
+            <w:tcW w:type="dxa" w:w="792"/>
+            <w:tcBorders>
+              <w:top w:val="nil"/>
+              <w:left w:val="nil"/>
+              <w:bottom w:val="nil"/>
+              <w:right w:val="nil"/>
+            </w:tcBorders>
+            <w:shd w:val="clear" w:color="auto" w:fill="D69D2A"/>
+            <w:vAlign w:val="center"/>
+          </w:tcPr>
+          <w:p>
+            <w:pPr>
+              <w:spacing w:after="0"/>
+              <w:jc w:val="center"/>
+            </w:pPr>
+            <w:r>
+              <w:rPr>
+                <w:b/>
+                <w:color w:val="FFFFFF"/>
+                <w:sz w:val="16"/>
+              </w:rPr>
+              <w:t>MED</w:t>
+            </w:r>
+          </w:p>
+        </w:tc>
+        <w:tc>
+          <w:tcPr>
+            <w:tcW w:type="dxa" w:w="1224"/>
+            <w:tcBorders>
+              <w:top w:val="nil"/>
+              <w:left w:val="nil"/>
+              <w:bottom w:val="nil"/>
+              <w:right w:val="nil"/>
+            </w:tcBorders>
+            <w:shd w:val="clear" w:color="auto" w:fill="4A8F4A"/>
+            <w:vAlign w:val="center"/>
+          </w:tcPr>
+          <w:p>
+            <w:pPr>
+              <w:spacing w:after="0"/>
+              <w:jc w:val="center"/>
+            </w:pPr>
+            <w:r>
+              <w:rPr>
+                <w:b/>
+                <w:color w:val="FFFFFF"/>
+                <w:sz w:val="16"/>
+              </w:rPr>
+              <w:t>DONE</w:t>
+            </w:r>
+          </w:p>
+        </w:tc>
+        <w:tc>
+          <w:tcPr>
+            <w:tcW w:type="dxa" w:w="8064"/>
+            <w:tcBorders>
+              <w:top w:val="nil"/>
+              <w:left w:val="nil"/>
+              <w:bottom w:val="nil"/>
+              <w:right w:val="nil"/>
+            </w:tcBorders>
+            <w:vAlign w:val="center"/>
+          </w:tcPr>
+          <w:p>
+            <w:pPr>
+              <w:spacing w:after="0"/>
+            </w:pPr>
+            <w:r>
+              <w:rPr>
+                <w:b/>
+                <w:color w:val="1A1A1A"/>
+                <w:sz w:val="22"/>
+              </w:rPr>
+              <w:t>#1. NEXT MEETING block shows day name + date, not just day name</w:t>
+            </w:r>
+          </w:p>
+        </w:tc>
+      </w:tr>
+    </w:tbl>
+    <w:p>
+      <w:pPr>
+        <w:spacing w:after="60"/>
+        <w:ind w:left="230"/>
+      </w:pPr>
+      <w:r>
+        <w:rPr>
+          <w:b/>
+          <w:color w:val="1A1A1A"/>
+          <w:sz w:val="20"/>
+        </w:rPr>
+        <w:t xml:space="preserve">Round 1: </w:t>
+      </w:r>
+      <w:r>
+        <w:rPr>
+          <w:color w:val="1A1A1A"/>
+          <w:sz w:val="20"/>
+        </w:rPr>
+        <w:t>Portal showed "Monday · 10:00 AM" with no date.</w:t>
+      </w:r>
+    </w:p>
+    <w:p>
+      <w:pPr>
+        <w:spacing w:after="60"/>
+        <w:ind w:left="230"/>
+      </w:pPr>
+      <w:r>
+        <w:rPr>
+          <w:b/>
+          <w:color w:val="1A1A1A"/>
+          <w:sz w:val="20"/>
+        </w:rPr>
+        <w:t xml:space="preserve">Round 2: </w:t>
+      </w:r>
+      <w:r>
+        <w:rPr>
+          <w:color w:val="1A1A1A"/>
+          <w:sz w:val="20"/>
+        </w:rPr>
+        <w:t>Portal now reads "Monday, 11 May · 10:00 AM" with the date in the line. Date format differs slightly from ours (portal uses day-first "11 May", ours uses month-first "May 11") but both are valid; the gap of "no date at all" is closed. Done.</w:t>
+      </w:r>
+    </w:p>
+    <w:p>
+      <w:pPr>
+        <w:spacing w:after="40"/>
+      </w:pPr>
+    </w:p>
+    <w:p>
+      <w:pPr>
+        <w:spacing w:before="280" w:after="80"/>
+      </w:pPr>
+      <w:r>
+        <w:rPr>
+          <w:b/>
+          <w:color w:val="0077C8"/>
+          <w:sz w:val="30"/>
+        </w:rPr>
+        <w:t>For your awareness</w:t>
+      </w:r>
+    </w:p>
+    <w:p>
+      <w:pPr>
+        <w:spacing w:after="120"/>
+        <w:pBdr>
+          <w:bottom w:val="single" w:sz="8" w:space="1" w:color="0077C8"/>
+        </w:pBdr>
+      </w:pPr>
+    </w:p>
+    <w:p>
+      <w:pPr>
+        <w:spacing w:after="120"/>
+      </w:pPr>
+      <w:r>
+        <w:rPr>
+          <w:color w:val="1A1A1A"/>
+          <w:sz w:val="21"/>
+        </w:rPr>
+        <w:t>No-action items. Listed so the context isn't lost, but nothing the portal dev needs to do.</w:t>
+      </w:r>
     </w:p>
     <w:tbl>
       <w:tblPr>
